--- a/control/selenium-ide/Guia_Selenium_IDE_Mi_Ruta.docx
+++ b/control/selenium-ide/Guia_Selenium_IDE_Mi_Ruta.docx
@@ -34,21 +34,7 @@
         <w:rPr>
           <w:color w:val="auto"/>
         </w:rPr>
-        <w:t xml:space="preserve">Pruebas automatizadas con </w:t>
-      </w:r>
-      <w:proofErr w:type="spellStart"/>
-      <w:r>
-        <w:rPr>
-          <w:color w:val="auto"/>
-        </w:rPr>
-        <w:t>Selenium</w:t>
-      </w:r>
-      <w:proofErr w:type="spellEnd"/>
-      <w:r>
-        <w:rPr>
-          <w:color w:val="auto"/>
-        </w:rPr>
-        <w:t xml:space="preserve"> IDE sobre Mi Ruta</w:t>
+        <w:t xml:space="preserve">Pruebas automatizadas con Selenium IDE sobre Mi Ruta</w:t>
       </w:r>
     </w:p>
     <w:p>
@@ -78,21 +64,7 @@
         <w:rPr>
           <w:color w:val="auto"/>
         </w:rPr>
-        <w:t xml:space="preserve">Esta guía explica cómo instalar </w:t>
-      </w:r>
-      <w:proofErr w:type="spellStart"/>
-      <w:r>
-        <w:rPr>
-          <w:color w:val="auto"/>
-        </w:rPr>
-        <w:t>Selenium</w:t>
-      </w:r>
-      <w:proofErr w:type="spellEnd"/>
-      <w:r>
-        <w:rPr>
-          <w:color w:val="auto"/>
-        </w:rPr>
-        <w:t xml:space="preserve"> IDE 4 y cómo usar el archivo de pruebas de ejemplo </w:t>
+        <w:t xml:space="preserve">Esta guía explica cómo instalar Selenium IDE 4 y cómo usar el archivo de pruebas de ejemplo </w:t>
       </w:r>
       <w:r>
         <w:rPr>
@@ -101,19 +73,8 @@
           <w:sz w:val="20"/>
           <w:szCs w:val="20"/>
         </w:rPr>
-        <w:t>mi-ruta-</w:t>
-      </w:r>
-      <w:proofErr w:type="spellStart"/>
-      <w:r>
-        <w:rPr>
-          <w:rFonts w:ascii="Consolas" w:eastAsia="Consolas" w:hAnsi="Consolas" w:cs="Consolas"/>
-          <w:color w:val="auto"/>
-          <w:sz w:val="20"/>
-          <w:szCs w:val="20"/>
-        </w:rPr>
-        <w:t>vercel.side</w:t>
-      </w:r>
-      <w:proofErr w:type="spellEnd"/>
+        <w:t>mi-ruta-vercel.side</w:t>
+      </w:r>
       <w:r>
         <w:rPr>
           <w:color w:val="auto"/>
@@ -238,21 +199,7 @@
         <w:rPr>
           <w:color w:val="auto"/>
         </w:rPr>
-        <w:t xml:space="preserve">2. Instalación de </w:t>
-      </w:r>
-      <w:proofErr w:type="spellStart"/>
-      <w:r>
-        <w:rPr>
-          <w:color w:val="auto"/>
-        </w:rPr>
-        <w:t>Selenium</w:t>
-      </w:r>
-      <w:proofErr w:type="spellEnd"/>
-      <w:r>
-        <w:rPr>
-          <w:color w:val="auto"/>
-        </w:rPr>
-        <w:t xml:space="preserve"> IDE 4</w:t>
+        <w:t xml:space="preserve">2. Instalación de Selenium IDE 4</w:t>
       </w:r>
     </w:p>
     <w:p>
@@ -262,25 +209,11 @@
           <w:color w:val="auto"/>
         </w:rPr>
       </w:pPr>
-      <w:proofErr w:type="spellStart"/>
-      <w:r>
-        <w:rPr>
-          <w:color w:val="auto"/>
-        </w:rPr>
-        <w:t>Selenium</w:t>
-      </w:r>
-      <w:proofErr w:type="spellEnd"/>
-      <w:r>
-        <w:rPr>
-          <w:color w:val="auto"/>
-        </w:rPr>
-        <w:t xml:space="preserve"> IDE 4 es una aplicación de escritorio; el curso usa la ve</w:t>
-      </w:r>
-      <w:r>
-        <w:rPr>
-          <w:color w:val="auto"/>
-        </w:rPr>
-        <w:t>rsión 4.0.1. El instalador no pide carpeta de destino ni permisos de administrador: se instala solo para el usuario actual. Esto es normal y no afecta su funcionamiento.</w:t>
+      <w:r>
+        <w:rPr>
+          <w:color w:val="auto"/>
+        </w:rPr>
+        <w:t xml:space="preserve">Selenium IDE 4 es una aplicación de escritorio; el curso usa la versión 4.0.1. El instalador no pide carpeta de destino ni permisos de administrador: se instala solo para el usuario actual. Esto es normal y no afecta su funcionamiento.</w:t>
       </w:r>
     </w:p>
     <w:p>
@@ -299,62 +232,14 @@
         <w:rPr>
           <w:color w:val="auto"/>
         </w:rPr>
-        <w:t xml:space="preserve">Abrir </w:t>
-      </w:r>
-      <w:r>
-        <w:rPr>
-          <w:color w:val="auto"/>
-        </w:rPr>
-        <w:t>la</w:t>
-      </w:r>
-      <w:r>
-        <w:rPr>
-          <w:color w:val="auto"/>
-        </w:rPr>
-        <w:t xml:space="preserve"> </w:t>
-      </w:r>
-      <w:r>
-        <w:rPr>
-          <w:color w:val="auto"/>
-        </w:rPr>
-        <w:t>versión</w:t>
-      </w:r>
-      <w:r>
-        <w:rPr>
-          <w:color w:val="auto"/>
-        </w:rPr>
-        <w:t xml:space="preserve"> publica</w:t>
-      </w:r>
-      <w:r>
-        <w:rPr>
-          <w:color w:val="auto"/>
-        </w:rPr>
-        <w:t>da</w:t>
-      </w:r>
-      <w:r>
-        <w:rPr>
-          <w:color w:val="auto"/>
-        </w:rPr>
-        <w:t xml:space="preserve"> en </w:t>
+        <w:t xml:space="preserve">Abrir la versión publicada en </w:t>
       </w:r>
       <w:hyperlink r:id="rId9" w:history="1">
         <w:r>
           <w:rPr>
             <w:rStyle w:val="Hipervnculo"/>
           </w:rPr>
-          <w:t>https://github.com/Seleni</w:t>
-        </w:r>
-        <w:r>
-          <w:rPr>
-            <w:rStyle w:val="Hipervnculo"/>
-          </w:rPr>
-          <w:t>u</w:t>
-        </w:r>
-        <w:r>
-          <w:rPr>
-            <w:rStyle w:val="Hipervnculo"/>
-          </w:rPr>
-          <w:t>mHQ/selenium-ide/releases</w:t>
+          <w:t>https://github.com/SeleniumHQ/selenium-ide/releases</w:t>
         </w:r>
       </w:hyperlink>
       <w:r>
@@ -414,21 +299,7 @@
         <w:rPr>
           <w:color w:val="auto"/>
         </w:rPr>
-        <w:t xml:space="preserve">Ejecutar el instalador. Si Windows muestra una advertencia de </w:t>
-      </w:r>
-      <w:proofErr w:type="spellStart"/>
-      <w:r>
-        <w:rPr>
-          <w:color w:val="auto"/>
-        </w:rPr>
-        <w:t>SmartScreen</w:t>
-      </w:r>
-      <w:proofErr w:type="spellEnd"/>
-      <w:r>
-        <w:rPr>
-          <w:color w:val="auto"/>
-        </w:rPr>
-        <w:t xml:space="preserve">, elegir </w:t>
+        <w:t xml:space="preserve">Ejecutar el instalador. Si Windows muestra una advertencia de SmartScreen, elegir </w:t>
       </w:r>
       <w:r>
         <w:rPr>
@@ -436,15 +307,7 @@
           <w:bCs/>
           <w:color w:val="auto"/>
         </w:rPr>
-        <w:t>Más in</w:t>
-      </w:r>
-      <w:r>
-        <w:rPr>
-          <w:b/>
-          <w:bCs/>
-          <w:color w:val="auto"/>
-        </w:rPr>
-        <w:t>formación</w:t>
+        <w:t>Más información</w:t>
       </w:r>
       <w:r>
         <w:rPr>
@@ -504,23 +367,13 @@
         </w:rPr>
         <w:t xml:space="preserve">Abrir </w:t>
       </w:r>
-      <w:proofErr w:type="spellStart"/>
       <w:r>
         <w:rPr>
           <w:b/>
           <w:bCs/>
           <w:color w:val="auto"/>
         </w:rPr>
-        <w:t>Selenium</w:t>
-      </w:r>
-      <w:proofErr w:type="spellEnd"/>
-      <w:r>
-        <w:rPr>
-          <w:b/>
-          <w:bCs/>
-          <w:color w:val="auto"/>
-        </w:rPr>
-        <w:t xml:space="preserve"> IDE</w:t>
+        <w:t xml:space="preserve">Selenium IDE</w:t>
       </w:r>
       <w:r>
         <w:rPr>
@@ -540,13 +393,7 @@
         <w:rPr>
           <w:color w:val="auto"/>
         </w:rPr>
-        <w:t>Si aparece la pantalla de bienvenida con las opciones para crear o ab</w:t>
-      </w:r>
-      <w:r>
-        <w:rPr>
-          <w:color w:val="auto"/>
-        </w:rPr>
-        <w:t>rir un proyecto, la instalación quedó lista.</w:t>
+        <w:t>Si aparece la pantalla de bienvenida con las opciones para crear o abrir un proyecto, la instalación quedó lista.</w:t>
       </w:r>
     </w:p>
     <w:p>
@@ -561,16 +408,8 @@
         <w:rPr>
           <w:color w:val="auto"/>
         </w:rPr>
-        <w:t>3. El archivo de pruebas mi-ruta-</w:t>
-      </w:r>
-      <w:proofErr w:type="spellStart"/>
-      <w:r>
-        <w:rPr>
-          <w:color w:val="auto"/>
-        </w:rPr>
-        <w:t>vercel.side</w:t>
-      </w:r>
-      <w:proofErr w:type="spellEnd"/>
+        <w:t>3. El archivo de pruebas mi-ruta-vercel.side</w:t>
+      </w:r>
     </w:p>
     <w:p>
       <w:pPr>
@@ -583,21 +422,7 @@
         <w:rPr>
           <w:color w:val="auto"/>
         </w:rPr>
-        <w:t xml:space="preserve">Este proyecto de </w:t>
-      </w:r>
-      <w:proofErr w:type="spellStart"/>
-      <w:r>
-        <w:rPr>
-          <w:color w:val="auto"/>
-        </w:rPr>
-        <w:t>Selenium</w:t>
-      </w:r>
-      <w:proofErr w:type="spellEnd"/>
-      <w:r>
-        <w:rPr>
-          <w:color w:val="auto"/>
-        </w:rPr>
-        <w:t xml:space="preserve"> IDE contiene pruebas automatizadas de ejemplo sobre la aplicación Mi Ruta publicada en </w:t>
+        <w:t xml:space="preserve">Este proyecto de Selenium IDE contiene pruebas automatizadas de ejemplo sobre la aplicación Mi Ruta publicada en </w:t>
       </w:r>
       <w:hyperlink r:id="rId10" w:history="1">
         <w:r>
@@ -611,13 +436,7 @@
         <w:rPr>
           <w:color w:val="auto"/>
         </w:rPr>
-        <w:t xml:space="preserve">. Muestra cómo </w:t>
-      </w:r>
-      <w:r>
-        <w:rPr>
-          <w:color w:val="auto"/>
-        </w:rPr>
-        <w:t>se automatizan los flujos principales del sistema y cómo se verifican sus resultados.</w:t>
+        <w:t xml:space="preserve">. Muestra cómo se automatizan los flujos principales del sistema y cómo se verifican sus resultados.</w:t>
       </w:r>
     </w:p>
     <w:p>
@@ -680,15 +499,7 @@
           <w:color w:val="auto"/>
         </w:rPr>
         <w:lastRenderedPageBreak/>
-        <w:t>Selecto</w:t>
-      </w:r>
-      <w:r>
-        <w:rPr>
-          <w:b/>
-          <w:bCs/>
-          <w:color w:val="auto"/>
-        </w:rPr>
-        <w:t>res estables:</w:t>
+        <w:t>Selectores estables:</w:t>
       </w:r>
       <w:r>
         <w:rPr>
@@ -703,19 +514,8 @@
           <w:sz w:val="20"/>
           <w:szCs w:val="20"/>
         </w:rPr>
-        <w:t>data-</w:t>
-      </w:r>
-      <w:proofErr w:type="spellStart"/>
-      <w:r>
-        <w:rPr>
-          <w:rFonts w:ascii="Consolas" w:eastAsia="Consolas" w:hAnsi="Consolas" w:cs="Consolas"/>
-          <w:color w:val="auto"/>
-          <w:sz w:val="20"/>
-          <w:szCs w:val="20"/>
-        </w:rPr>
-        <w:t>testid</w:t>
-      </w:r>
-      <w:proofErr w:type="spellEnd"/>
+        <w:t>data-testid</w:t>
+      </w:r>
       <w:r>
         <w:rPr>
           <w:rStyle w:val="Refdenotaalpie"/>
@@ -759,35 +559,7 @@
         <w:rPr>
           <w:color w:val="auto"/>
         </w:rPr>
-        <w:t xml:space="preserve">  </w:t>
-      </w:r>
-      <w:proofErr w:type="spellStart"/>
-      <w:r>
-        <w:rPr>
-          <w:color w:val="auto"/>
-        </w:rPr>
-        <w:t>type</w:t>
-      </w:r>
-      <w:proofErr w:type="spellEnd"/>
-      <w:r>
-        <w:rPr>
-          <w:color w:val="auto"/>
-        </w:rPr>
-        <w:t>="</w:t>
-      </w:r>
-      <w:proofErr w:type="spellStart"/>
-      <w:r>
-        <w:rPr>
-          <w:color w:val="auto"/>
-        </w:rPr>
-        <w:t>text</w:t>
-      </w:r>
-      <w:proofErr w:type="spellEnd"/>
-      <w:r>
-        <w:rPr>
-          <w:color w:val="auto"/>
-        </w:rPr>
-        <w:t>"</w:t>
+        <w:t xml:space="preserve">  type="text"</w:t>
       </w:r>
     </w:p>
     <w:p>
@@ -803,35 +575,7 @@
         <w:rPr>
           <w:color w:val="auto"/>
         </w:rPr>
-        <w:t xml:space="preserve">  data-</w:t>
-      </w:r>
-      <w:proofErr w:type="spellStart"/>
-      <w:r>
-        <w:rPr>
-          <w:color w:val="auto"/>
-        </w:rPr>
-        <w:t>testid</w:t>
-      </w:r>
-      <w:proofErr w:type="spellEnd"/>
-      <w:r>
-        <w:rPr>
-          <w:color w:val="auto"/>
-        </w:rPr>
-        <w:t>="input-</w:t>
-      </w:r>
-      <w:proofErr w:type="spellStart"/>
-      <w:r>
-        <w:rPr>
-          <w:color w:val="auto"/>
-        </w:rPr>
-        <w:t>username</w:t>
-      </w:r>
-      <w:proofErr w:type="spellEnd"/>
-      <w:r>
-        <w:rPr>
-          <w:color w:val="auto"/>
-        </w:rPr>
-        <w:t>"</w:t>
+        <w:t xml:space="preserve">  data-testid="input-username"</w:t>
       </w:r>
     </w:p>
     <w:p>
@@ -847,21 +591,7 @@
         <w:rPr>
           <w:color w:val="auto"/>
         </w:rPr>
-        <w:t xml:space="preserve">  </w:t>
-      </w:r>
-      <w:proofErr w:type="spellStart"/>
-      <w:r>
-        <w:rPr>
-          <w:color w:val="auto"/>
-        </w:rPr>
-        <w:t>placeholder</w:t>
-      </w:r>
-      <w:proofErr w:type="spellEnd"/>
-      <w:r>
-        <w:rPr>
-          <w:color w:val="auto"/>
-        </w:rPr>
-        <w:t>="Usuario"</w:t>
+        <w:t xml:space="preserve">  placeholder="Usuario"</w:t>
       </w:r>
     </w:p>
     <w:p>
@@ -919,35 +649,7 @@
         <w:rPr>
           <w:color w:val="auto"/>
         </w:rPr>
-        <w:t xml:space="preserve">  </w:t>
-      </w:r>
-      <w:proofErr w:type="spellStart"/>
-      <w:r>
-        <w:rPr>
-          <w:color w:val="auto"/>
-        </w:rPr>
-        <w:t>type</w:t>
-      </w:r>
-      <w:proofErr w:type="spellEnd"/>
-      <w:r>
-        <w:rPr>
-          <w:color w:val="auto"/>
-        </w:rPr>
-        <w:t>="</w:t>
-      </w:r>
-      <w:proofErr w:type="spellStart"/>
-      <w:r>
-        <w:rPr>
-          <w:color w:val="auto"/>
-        </w:rPr>
-        <w:t>password</w:t>
-      </w:r>
-      <w:proofErr w:type="spellEnd"/>
-      <w:r>
-        <w:rPr>
-          <w:color w:val="auto"/>
-        </w:rPr>
-        <w:t>"</w:t>
+        <w:t xml:space="preserve">  type="password"</w:t>
       </w:r>
     </w:p>
     <w:p>
@@ -963,35 +665,7 @@
         <w:rPr>
           <w:color w:val="auto"/>
         </w:rPr>
-        <w:t xml:space="preserve">  data-</w:t>
-      </w:r>
-      <w:proofErr w:type="spellStart"/>
-      <w:r>
-        <w:rPr>
-          <w:color w:val="auto"/>
-        </w:rPr>
-        <w:t>testid</w:t>
-      </w:r>
-      <w:proofErr w:type="spellEnd"/>
-      <w:r>
-        <w:rPr>
-          <w:color w:val="auto"/>
-        </w:rPr>
-        <w:t>="input-</w:t>
-      </w:r>
-      <w:proofErr w:type="spellStart"/>
-      <w:r>
-        <w:rPr>
-          <w:color w:val="auto"/>
-        </w:rPr>
-        <w:t>password</w:t>
-      </w:r>
-      <w:proofErr w:type="spellEnd"/>
-      <w:r>
-        <w:rPr>
-          <w:color w:val="auto"/>
-        </w:rPr>
-        <w:t>"</w:t>
+        <w:t xml:space="preserve">  data-testid="input-password"</w:t>
       </w:r>
     </w:p>
     <w:p>
@@ -1007,21 +681,7 @@
         <w:rPr>
           <w:color w:val="auto"/>
         </w:rPr>
-        <w:t xml:space="preserve">  </w:t>
-      </w:r>
-      <w:proofErr w:type="spellStart"/>
-      <w:r>
-        <w:rPr>
-          <w:color w:val="auto"/>
-        </w:rPr>
-        <w:t>placeholder</w:t>
-      </w:r>
-      <w:proofErr w:type="spellEnd"/>
-      <w:r>
-        <w:rPr>
-          <w:color w:val="auto"/>
-        </w:rPr>
-        <w:t>="Contraseña"</w:t>
+        <w:t xml:space="preserve">  placeholder="Contraseña"</w:t>
       </w:r>
     </w:p>
     <w:p>
@@ -1063,49 +723,7 @@
         <w:rPr>
           <w:color w:val="auto"/>
         </w:rPr>
-        <w:t>&lt;</w:t>
-      </w:r>
-      <w:proofErr w:type="spellStart"/>
-      <w:r>
-        <w:rPr>
-          <w:color w:val="auto"/>
-        </w:rPr>
-        <w:t>button</w:t>
-      </w:r>
-      <w:proofErr w:type="spellEnd"/>
-      <w:r>
-        <w:rPr>
-          <w:color w:val="auto"/>
-        </w:rPr>
-        <w:t xml:space="preserve"> data-</w:t>
-      </w:r>
-      <w:proofErr w:type="spellStart"/>
-      <w:r>
-        <w:rPr>
-          <w:color w:val="auto"/>
-        </w:rPr>
-        <w:t>testid</w:t>
-      </w:r>
-      <w:proofErr w:type="spellEnd"/>
-      <w:r>
-        <w:rPr>
-          <w:color w:val="auto"/>
-        </w:rPr>
-        <w:t>="</w:t>
-      </w:r>
-      <w:proofErr w:type="spellStart"/>
-      <w:r>
-        <w:rPr>
-          <w:color w:val="auto"/>
-        </w:rPr>
-        <w:t>btn-login</w:t>
-      </w:r>
-      <w:proofErr w:type="spellEnd"/>
-      <w:r>
-        <w:rPr>
-          <w:color w:val="auto"/>
-        </w:rPr>
-        <w:t>"&gt;</w:t>
+        <w:t xml:space="preserve">&lt;button data-testid="btn-login"&gt;</w:t>
       </w:r>
     </w:p>
     <w:p>
@@ -1137,21 +755,7 @@
         <w:rPr>
           <w:color w:val="auto"/>
         </w:rPr>
-        <w:t>&lt;/</w:t>
-      </w:r>
-      <w:proofErr w:type="spellStart"/>
-      <w:r>
-        <w:rPr>
-          <w:color w:val="auto"/>
-        </w:rPr>
-        <w:t>button</w:t>
-      </w:r>
-      <w:proofErr w:type="spellEnd"/>
-      <w:r>
-        <w:rPr>
-          <w:color w:val="auto"/>
-        </w:rPr>
-        <w:t>&gt;</w:t>
+        <w:t>&lt;/button&gt;</w:t>
       </w:r>
     </w:p>
     <w:p>
@@ -1189,6 +793,76 @@
           <w:color w:val="auto"/>
         </w:rPr>
         <w:t xml:space="preserve"> antes de verificar algo, la prueba espera a que la página termine de cargar.</w:t>
+      </w:r>
+    </w:p>
+    <w:p>
+      <w:pPr>
+        <w:pStyle w:val="Prrafodelista"/>
+        <w:numPr>
+          <w:ilvl w:val="0"/>
+          <w:numId w:val="1"/>
+        </w:numPr>
+        <w:spacing w:after="80" w:line="280" w:lineRule="auto"/>
+        <w:rPr>
+          <w:color w:val="auto"/>
+        </w:rPr>
+      </w:pPr>
+      <w:r>
+        <w:rPr>
+          <w:b/>
+          <w:bCs/>
+          <w:color w:val="auto"/>
+        </w:rPr>
+        <w:t xml:space="preserve">Aviso al iniciar sesión:</w:t>
+      </w:r>
+      <w:r>
+        <w:rPr>
+          <w:color w:val="auto"/>
+        </w:rPr>
+        <w:t xml:space="preserve"> después de pulsar </w:t>
+      </w:r>
+      <w:r>
+        <w:rPr>
+          <w:b/>
+          <w:bCs/>
+          <w:color w:val="auto"/>
+        </w:rPr>
+        <w:t xml:space="preserve">Ingresar</w:t>
+      </w:r>
+      <w:r>
+        <w:rPr>
+          <w:color w:val="auto"/>
+        </w:rPr>
+        <w:t xml:space="preserve"> aparece la ventana </w:t>
+      </w:r>
+      <w:r>
+        <w:rPr>
+          <w:b/>
+          <w:bCs/>
+          <w:color w:val="auto"/>
+        </w:rPr>
+        <w:t xml:space="preserve">Aviso importante</w:t>
+      </w:r>
+      <w:r>
+        <w:rPr>
+          <w:color w:val="auto"/>
+        </w:rPr>
+        <w:t xml:space="preserve">, y mientras está abierta el resto de la página no responde. Por eso cada prueba espera el botón </w:t>
+      </w:r>
+      <w:r>
+        <w:rPr>
+          <w:rFonts w:ascii="Consolas" w:eastAsia="Consolas" w:hAnsi="Consolas" w:cs="Consolas"/>
+          <w:color w:val="auto"/>
+          <w:sz w:val="20"/>
+          <w:szCs w:val="20"/>
+        </w:rPr>
+        <w:t xml:space="preserve">css=[data-testid="learning-notice-accept"]</w:t>
+      </w:r>
+      <w:r>
+        <w:rPr>
+          <w:color w:val="auto"/>
+        </w:rPr>
+        <w:t xml:space="preserve"> y lo pulsa antes de continuar.</w:t>
       </w:r>
     </w:p>
     <w:p>
@@ -1862,21 +1536,7 @@
         <w:rPr>
           <w:color w:val="auto"/>
         </w:rPr>
-        <w:t xml:space="preserve">Abrir </w:t>
-      </w:r>
-      <w:proofErr w:type="spellStart"/>
-      <w:r>
-        <w:rPr>
-          <w:color w:val="auto"/>
-        </w:rPr>
-        <w:t>Selenium</w:t>
-      </w:r>
-      <w:proofErr w:type="spellEnd"/>
-      <w:r>
-        <w:rPr>
-          <w:color w:val="auto"/>
-        </w:rPr>
-        <w:t xml:space="preserve"> IDE y elegir </w:t>
+        <w:t xml:space="preserve">Abrir Selenium IDE y elegir </w:t>
       </w:r>
       <w:r>
         <w:rPr>
@@ -1884,18 +1544,8 @@
           <w:bCs/>
           <w:color w:val="auto"/>
         </w:rPr>
-        <w:t xml:space="preserve">Open </w:t>
-      </w:r>
-      <w:proofErr w:type="spellStart"/>
-      <w:r>
-        <w:rPr>
-          <w:b/>
-          <w:bCs/>
-          <w:color w:val="auto"/>
-        </w:rPr>
-        <w:t>project</w:t>
-      </w:r>
-      <w:proofErr w:type="spellEnd"/>
+        <w:t xml:space="preserve">Open project</w:t>
+      </w:r>
       <w:r>
         <w:rPr>
           <w:color w:val="auto"/>
@@ -1928,19 +1578,8 @@
           <w:sz w:val="20"/>
           <w:szCs w:val="20"/>
         </w:rPr>
-        <w:t>mi-ruta-</w:t>
-      </w:r>
-      <w:proofErr w:type="spellStart"/>
-      <w:r>
-        <w:rPr>
-          <w:rFonts w:ascii="Consolas" w:eastAsia="Consolas" w:hAnsi="Consolas" w:cs="Consolas"/>
-          <w:color w:val="auto"/>
-          <w:sz w:val="20"/>
-          <w:szCs w:val="20"/>
-        </w:rPr>
-        <w:t>vercel.side</w:t>
-      </w:r>
-      <w:proofErr w:type="spellEnd"/>
+        <w:t>mi-ruta-vercel.side</w:t>
+      </w:r>
       <w:r>
         <w:rPr>
           <w:color w:val="auto"/>
@@ -1972,67 +1611,21 @@
           <w:bCs/>
           <w:color w:val="auto"/>
         </w:rPr>
-        <w:t xml:space="preserve">Run </w:t>
-      </w:r>
-      <w:proofErr w:type="spellStart"/>
+        <w:t xml:space="preserve">Run all tests</w:t>
+      </w:r>
+      <w:r>
+        <w:rPr>
+          <w:color w:val="auto"/>
+        </w:rPr>
+        <w:t xml:space="preserve"> para ejecutar todas las pruebas, o seleccionar una y pulsar </w:t>
+      </w:r>
       <w:r>
         <w:rPr>
           <w:b/>
           <w:bCs/>
           <w:color w:val="auto"/>
         </w:rPr>
-        <w:t>all</w:t>
-      </w:r>
-      <w:proofErr w:type="spellEnd"/>
-      <w:r>
-        <w:rPr>
-          <w:b/>
-          <w:bCs/>
-          <w:color w:val="auto"/>
-        </w:rPr>
-        <w:t xml:space="preserve"> </w:t>
-      </w:r>
-      <w:proofErr w:type="spellStart"/>
-      <w:r>
-        <w:rPr>
-          <w:b/>
-          <w:bCs/>
-          <w:color w:val="auto"/>
-        </w:rPr>
-        <w:t>tests</w:t>
-      </w:r>
-      <w:proofErr w:type="spellEnd"/>
-      <w:r>
-        <w:rPr>
-          <w:color w:val="auto"/>
-        </w:rPr>
-        <w:t xml:space="preserve"> para ejecutar todas las pruebas, o seleccionar una y pulsar </w:t>
-      </w:r>
-      <w:r>
-        <w:rPr>
-          <w:b/>
-          <w:bCs/>
-          <w:color w:val="auto"/>
-        </w:rPr>
-        <w:t xml:space="preserve">Run </w:t>
-      </w:r>
-      <w:proofErr w:type="spellStart"/>
-      <w:r>
-        <w:rPr>
-          <w:b/>
-          <w:bCs/>
-          <w:color w:val="auto"/>
-        </w:rPr>
-        <w:t>current</w:t>
-      </w:r>
-      <w:proofErr w:type="spellEnd"/>
-      <w:r>
-        <w:rPr>
-          <w:b/>
-          <w:bCs/>
-          <w:color w:val="auto"/>
-        </w:rPr>
-        <w:t xml:space="preserve"> test</w:t>
+        <w:t xml:space="preserve">Run current test</w:t>
       </w:r>
       <w:r>
         <w:rPr>
@@ -2058,13 +1651,7 @@
           <w:color w:val="auto"/>
         </w:rPr>
         <w:lastRenderedPageBreak/>
-        <w:t>Revisar el resultado:</w:t>
-      </w:r>
-      <w:r>
-        <w:rPr>
-          <w:color w:val="auto"/>
-        </w:rPr>
-        <w:t xml:space="preserve"> los pasos en verde pasaron; los pasos en rojo indican una diferencia entre lo esperado y lo obtenido. El panel </w:t>
+        <w:t xml:space="preserve">Revisar el resultado: los pasos en verde pasaron; los pasos en rojo indican una diferencia entre lo esperado y lo obtenido. El panel </w:t>
       </w:r>
       <w:r>
         <w:rPr>
@@ -2229,9 +1816,29 @@
                 <w:sz w:val="20"/>
                 <w:szCs w:val="20"/>
               </w:rPr>
-              <w:t>/</w:t>
-            </w:r>
-            <w:proofErr w:type="spellStart"/>
+              <w:t>/login</w:t>
+            </w:r>
+          </w:p>
+        </w:tc>
+      </w:tr>
+      <w:tr>
+        <w:tc>
+          <w:tcPr>
+            <w:tcW w:w="2000" w:type="pct"/>
+            <w:shd w:val="clear" w:color="auto" w:fill="EFF6FF"/>
+            <w:tcMar>
+              <w:top w:w="60" w:type="dxa"/>
+              <w:left w:w="100" w:type="dxa"/>
+              <w:bottom w:w="60" w:type="dxa"/>
+              <w:right w:w="100" w:type="dxa"/>
+            </w:tcMar>
+          </w:tcPr>
+          <w:p>
+            <w:pPr>
+              <w:rPr>
+                <w:color w:val="auto"/>
+              </w:rPr>
+            </w:pPr>
             <w:r>
               <w:rPr>
                 <w:rFonts w:ascii="Consolas" w:eastAsia="Consolas" w:hAnsi="Consolas" w:cs="Consolas"/>
@@ -2239,9 +1846,33 @@
                 <w:sz w:val="20"/>
                 <w:szCs w:val="20"/>
               </w:rPr>
-              <w:t>login</w:t>
-            </w:r>
-            <w:proofErr w:type="spellEnd"/>
+              <w:t>type</w:t>
+            </w:r>
+          </w:p>
+        </w:tc>
+        <w:tc>
+          <w:tcPr>
+            <w:tcW w:w="3000" w:type="pct"/>
+            <w:shd w:val="clear" w:color="auto" w:fill="EFF6FF"/>
+            <w:tcMar>
+              <w:top w:w="60" w:type="dxa"/>
+              <w:left w:w="100" w:type="dxa"/>
+              <w:bottom w:w="60" w:type="dxa"/>
+              <w:right w:w="100" w:type="dxa"/>
+            </w:tcMar>
+          </w:tcPr>
+          <w:p>
+            <w:pPr>
+              <w:rPr>
+                <w:color w:val="auto"/>
+              </w:rPr>
+            </w:pPr>
+            <w:r>
+              <w:rPr>
+                <w:color w:val="auto"/>
+              </w:rPr>
+              <w:t>Escribe un texto en un campo</w:t>
+            </w:r>
           </w:p>
         </w:tc>
       </w:tr>
@@ -2249,7 +1880,6 @@
         <w:tc>
           <w:tcPr>
             <w:tcW w:w="2000" w:type="pct"/>
-            <w:shd w:val="clear" w:color="auto" w:fill="EFF6FF"/>
             <w:tcMar>
               <w:top w:w="60" w:type="dxa"/>
               <w:left w:w="100" w:type="dxa"/>
@@ -2263,7 +1893,6 @@
                 <w:color w:val="auto"/>
               </w:rPr>
             </w:pPr>
-            <w:proofErr w:type="spellStart"/>
             <w:r>
               <w:rPr>
                 <w:rFonts w:ascii="Consolas" w:eastAsia="Consolas" w:hAnsi="Consolas" w:cs="Consolas"/>
@@ -2271,9 +1900,62 @@
                 <w:sz w:val="20"/>
                 <w:szCs w:val="20"/>
               </w:rPr>
-              <w:t>type</w:t>
-            </w:r>
-            <w:proofErr w:type="spellEnd"/>
+              <w:t>select</w:t>
+            </w:r>
+          </w:p>
+        </w:tc>
+        <w:tc>
+          <w:tcPr>
+            <w:tcW w:w="3000" w:type="pct"/>
+            <w:tcMar>
+              <w:top w:w="60" w:type="dxa"/>
+              <w:left w:w="100" w:type="dxa"/>
+              <w:bottom w:w="60" w:type="dxa"/>
+              <w:right w:w="100" w:type="dxa"/>
+            </w:tcMar>
+          </w:tcPr>
+          <w:p>
+            <w:pPr>
+              <w:rPr>
+                <w:color w:val="auto"/>
+              </w:rPr>
+            </w:pPr>
+            <w:r>
+              <w:rPr>
+                <w:color w:val="auto"/>
+              </w:rPr>
+              <w:t>Elige una opción de una lista desplegable</w:t>
+            </w:r>
+          </w:p>
+        </w:tc>
+      </w:tr>
+      <w:tr>
+        <w:tc>
+          <w:tcPr>
+            <w:tcW w:w="2000" w:type="pct"/>
+            <w:shd w:val="clear" w:color="auto" w:fill="EFF6FF"/>
+            <w:tcMar>
+              <w:top w:w="60" w:type="dxa"/>
+              <w:left w:w="100" w:type="dxa"/>
+              <w:bottom w:w="60" w:type="dxa"/>
+              <w:right w:w="100" w:type="dxa"/>
+            </w:tcMar>
+          </w:tcPr>
+          <w:p>
+            <w:pPr>
+              <w:rPr>
+                <w:color w:val="auto"/>
+              </w:rPr>
+            </w:pPr>
+            <w:r>
+              <w:rPr>
+                <w:rFonts w:ascii="Consolas" w:eastAsia="Consolas" w:hAnsi="Consolas" w:cs="Consolas"/>
+                <w:color w:val="auto"/>
+                <w:sz w:val="20"/>
+                <w:szCs w:val="20"/>
+              </w:rPr>
+              <w:t>click</w:t>
+            </w:r>
           </w:p>
         </w:tc>
         <w:tc>
@@ -2297,7 +1979,7 @@
               <w:rPr>
                 <w:color w:val="auto"/>
               </w:rPr>
-              <w:t>Escribe un texto en un campo</w:t>
+              <w:t>Pulsa un botón o enlace</w:t>
             </w:r>
           </w:p>
         </w:tc>
@@ -2319,7 +2001,6 @@
                 <w:color w:val="auto"/>
               </w:rPr>
             </w:pPr>
-            <w:proofErr w:type="spellStart"/>
             <w:r>
               <w:rPr>
                 <w:rFonts w:ascii="Consolas" w:eastAsia="Consolas" w:hAnsi="Consolas" w:cs="Consolas"/>
@@ -2327,9 +2008,8 @@
                 <w:sz w:val="20"/>
                 <w:szCs w:val="20"/>
               </w:rPr>
-              <w:t>select</w:t>
-            </w:r>
-            <w:proofErr w:type="spellEnd"/>
+              <w:t>waitForElementVisible</w:t>
+            </w:r>
           </w:p>
         </w:tc>
         <w:tc>
@@ -2352,7 +2032,7 @@
               <w:rPr>
                 <w:color w:val="auto"/>
               </w:rPr>
-              <w:t>Elige una opción de una lista desplegable</w:t>
+              <w:t>Espera a que un elemento aparezca antes de continuar</w:t>
             </w:r>
           </w:p>
         </w:tc>
@@ -2375,7 +2055,6 @@
                 <w:color w:val="auto"/>
               </w:rPr>
             </w:pPr>
-            <w:proofErr w:type="spellStart"/>
             <w:r>
               <w:rPr>
                 <w:rFonts w:ascii="Consolas" w:eastAsia="Consolas" w:hAnsi="Consolas" w:cs="Consolas"/>
@@ -2383,9 +2062,8 @@
                 <w:sz w:val="20"/>
                 <w:szCs w:val="20"/>
               </w:rPr>
-              <w:t>click</w:t>
-            </w:r>
-            <w:proofErr w:type="spellEnd"/>
+              <w:t>assertText</w:t>
+            </w:r>
           </w:p>
         </w:tc>
         <w:tc>
@@ -2409,7 +2087,7 @@
               <w:rPr>
                 <w:color w:val="auto"/>
               </w:rPr>
-              <w:t>Pulsa un botón o enlace</w:t>
+              <w:t>Verifica que un elemento tenga exactamente un texto</w:t>
             </w:r>
           </w:p>
         </w:tc>
@@ -2431,7 +2109,6 @@
                 <w:color w:val="auto"/>
               </w:rPr>
             </w:pPr>
-            <w:proofErr w:type="spellStart"/>
             <w:r>
               <w:rPr>
                 <w:rFonts w:ascii="Consolas" w:eastAsia="Consolas" w:hAnsi="Consolas" w:cs="Consolas"/>
@@ -2439,9 +2116,23 @@
                 <w:sz w:val="20"/>
                 <w:szCs w:val="20"/>
               </w:rPr>
-              <w:t>waitForElementVisible</w:t>
-            </w:r>
-            <w:proofErr w:type="spellEnd"/>
+              <w:t>assertElementPresent</w:t>
+            </w:r>
+            <w:r>
+              <w:rPr>
+                <w:color w:val="auto"/>
+              </w:rPr>
+              <w:t xml:space="preserve"> / </w:t>
+            </w:r>
+            <w:r>
+              <w:rPr>
+                <w:rFonts w:ascii="Consolas" w:eastAsia="Consolas" w:hAnsi="Consolas" w:cs="Consolas"/>
+                <w:color w:val="auto"/>
+                <w:sz w:val="20"/>
+                <w:szCs w:val="20"/>
+              </w:rPr>
+              <w:t>assertElementNotPresent</w:t>
+            </w:r>
           </w:p>
         </w:tc>
         <w:tc>
@@ -2464,7 +2155,7 @@
               <w:rPr>
                 <w:color w:val="auto"/>
               </w:rPr>
-              <w:t>Espera a que un elemento aparezca antes de continuar</w:t>
+              <w:t>Verifica que un elemento exista o no exista</w:t>
             </w:r>
           </w:p>
         </w:tc>
@@ -2487,7 +2178,6 @@
                 <w:color w:val="auto"/>
               </w:rPr>
             </w:pPr>
-            <w:proofErr w:type="spellStart"/>
             <w:r>
               <w:rPr>
                 <w:rFonts w:ascii="Consolas" w:eastAsia="Consolas" w:hAnsi="Consolas" w:cs="Consolas"/>
@@ -2495,9 +2185,23 @@
                 <w:sz w:val="20"/>
                 <w:szCs w:val="20"/>
               </w:rPr>
-              <w:t>assertText</w:t>
-            </w:r>
-            <w:proofErr w:type="spellEnd"/>
+              <w:t>storeAttribute</w:t>
+            </w:r>
+            <w:r>
+              <w:rPr>
+                <w:color w:val="auto"/>
+              </w:rPr>
+              <w:t xml:space="preserve"> + </w:t>
+            </w:r>
+            <w:r>
+              <w:rPr>
+                <w:rFonts w:ascii="Consolas" w:eastAsia="Consolas" w:hAnsi="Consolas" w:cs="Consolas"/>
+                <w:color w:val="auto"/>
+                <w:sz w:val="20"/>
+                <w:szCs w:val="20"/>
+              </w:rPr>
+              <w:t>assert</w:t>
+            </w:r>
           </w:p>
         </w:tc>
         <w:tc>
@@ -2521,7 +2225,7 @@
               <w:rPr>
                 <w:color w:val="auto"/>
               </w:rPr>
-              <w:t>Verifica que un elemento tenga exactamente un texto</w:t>
+              <w:t>Guarda el valor de un atributo y lo compara con el esperado</w:t>
             </w:r>
           </w:p>
         </w:tc>
@@ -2543,7 +2247,6 @@
                 <w:color w:val="auto"/>
               </w:rPr>
             </w:pPr>
-            <w:proofErr w:type="spellStart"/>
             <w:r>
               <w:rPr>
                 <w:rFonts w:ascii="Consolas" w:eastAsia="Consolas" w:hAnsi="Consolas" w:cs="Consolas"/>
@@ -2551,151 +2254,6 @@
                 <w:sz w:val="20"/>
                 <w:szCs w:val="20"/>
               </w:rPr>
-              <w:t>assertElementPresent</w:t>
-            </w:r>
-            <w:proofErr w:type="spellEnd"/>
-            <w:r>
-              <w:rPr>
-                <w:color w:val="auto"/>
-              </w:rPr>
-              <w:t xml:space="preserve"> / </w:t>
-            </w:r>
-            <w:proofErr w:type="spellStart"/>
-            <w:r>
-              <w:rPr>
-                <w:rFonts w:ascii="Consolas" w:eastAsia="Consolas" w:hAnsi="Consolas" w:cs="Consolas"/>
-                <w:color w:val="auto"/>
-                <w:sz w:val="20"/>
-                <w:szCs w:val="20"/>
-              </w:rPr>
-              <w:t>assertElementNotPresent</w:t>
-            </w:r>
-            <w:proofErr w:type="spellEnd"/>
-          </w:p>
-        </w:tc>
-        <w:tc>
-          <w:tcPr>
-            <w:tcW w:w="3000" w:type="pct"/>
-            <w:tcMar>
-              <w:top w:w="60" w:type="dxa"/>
-              <w:left w:w="100" w:type="dxa"/>
-              <w:bottom w:w="60" w:type="dxa"/>
-              <w:right w:w="100" w:type="dxa"/>
-            </w:tcMar>
-          </w:tcPr>
-          <w:p>
-            <w:pPr>
-              <w:rPr>
-                <w:color w:val="auto"/>
-              </w:rPr>
-            </w:pPr>
-            <w:r>
-              <w:rPr>
-                <w:color w:val="auto"/>
-              </w:rPr>
-              <w:t>Verifica que un elemento exista o no exista</w:t>
-            </w:r>
-          </w:p>
-        </w:tc>
-      </w:tr>
-      <w:tr>
-        <w:tc>
-          <w:tcPr>
-            <w:tcW w:w="2000" w:type="pct"/>
-            <w:shd w:val="clear" w:color="auto" w:fill="EFF6FF"/>
-            <w:tcMar>
-              <w:top w:w="60" w:type="dxa"/>
-              <w:left w:w="100" w:type="dxa"/>
-              <w:bottom w:w="60" w:type="dxa"/>
-              <w:right w:w="100" w:type="dxa"/>
-            </w:tcMar>
-          </w:tcPr>
-          <w:p>
-            <w:pPr>
-              <w:rPr>
-                <w:color w:val="auto"/>
-              </w:rPr>
-            </w:pPr>
-            <w:proofErr w:type="spellStart"/>
-            <w:r>
-              <w:rPr>
-                <w:rFonts w:ascii="Consolas" w:eastAsia="Consolas" w:hAnsi="Consolas" w:cs="Consolas"/>
-                <w:color w:val="auto"/>
-                <w:sz w:val="20"/>
-                <w:szCs w:val="20"/>
-              </w:rPr>
-              <w:t>storeAttribute</w:t>
-            </w:r>
-            <w:proofErr w:type="spellEnd"/>
-            <w:r>
-              <w:rPr>
-                <w:color w:val="auto"/>
-              </w:rPr>
-              <w:t xml:space="preserve"> + </w:t>
-            </w:r>
-            <w:proofErr w:type="spellStart"/>
-            <w:r>
-              <w:rPr>
-                <w:rFonts w:ascii="Consolas" w:eastAsia="Consolas" w:hAnsi="Consolas" w:cs="Consolas"/>
-                <w:color w:val="auto"/>
-                <w:sz w:val="20"/>
-                <w:szCs w:val="20"/>
-              </w:rPr>
-              <w:t>assert</w:t>
-            </w:r>
-            <w:proofErr w:type="spellEnd"/>
-          </w:p>
-        </w:tc>
-        <w:tc>
-          <w:tcPr>
-            <w:tcW w:w="3000" w:type="pct"/>
-            <w:shd w:val="clear" w:color="auto" w:fill="EFF6FF"/>
-            <w:tcMar>
-              <w:top w:w="60" w:type="dxa"/>
-              <w:left w:w="100" w:type="dxa"/>
-              <w:bottom w:w="60" w:type="dxa"/>
-              <w:right w:w="100" w:type="dxa"/>
-            </w:tcMar>
-          </w:tcPr>
-          <w:p>
-            <w:pPr>
-              <w:rPr>
-                <w:color w:val="auto"/>
-              </w:rPr>
-            </w:pPr>
-            <w:r>
-              <w:rPr>
-                <w:color w:val="auto"/>
-              </w:rPr>
-              <w:t>Guarda el valor de un atributo y lo compara con el esperado</w:t>
-            </w:r>
-          </w:p>
-        </w:tc>
-      </w:tr>
-      <w:tr>
-        <w:tc>
-          <w:tcPr>
-            <w:tcW w:w="2000" w:type="pct"/>
-            <w:tcMar>
-              <w:top w:w="60" w:type="dxa"/>
-              <w:left w:w="100" w:type="dxa"/>
-              <w:bottom w:w="60" w:type="dxa"/>
-              <w:right w:w="100" w:type="dxa"/>
-            </w:tcMar>
-          </w:tcPr>
-          <w:p>
-            <w:pPr>
-              <w:rPr>
-                <w:color w:val="auto"/>
-              </w:rPr>
-            </w:pPr>
-            <w:r>
-              <w:rPr>
-                <w:rFonts w:ascii="Consolas" w:eastAsia="Consolas" w:hAnsi="Consolas" w:cs="Consolas"/>
-                <w:color w:val="auto"/>
-                <w:sz w:val="20"/>
-                <w:szCs w:val="20"/>
-              </w:rPr>
               <w:t>store</w:t>
             </w:r>
           </w:p>
@@ -2766,13 +2324,7 @@
         <w:rPr>
           <w:color w:val="auto"/>
         </w:rPr>
-        <w:t xml:space="preserve"> de Mi Ruta para simular ese cambio sin modificar la aplicación</w:t>
-      </w:r>
-      <w:r>
-        <w:rPr>
-          <w:color w:val="auto"/>
-        </w:rPr>
-        <w:t>.</w:t>
+        <w:t xml:space="preserve"> de Mi Ruta para simular ese cambio sin modificar la aplicación.</w:t>
       </w:r>
     </w:p>
     <w:p>
@@ -2889,13 +2441,7 @@
         <w:rPr>
           <w:color w:val="auto"/>
         </w:rPr>
-        <w:t>Observar en qué paso falla y explicar por qué falla, si la prueba no</w:t>
-      </w:r>
-      <w:r>
-        <w:rPr>
-          <w:color w:val="auto"/>
-        </w:rPr>
-        <w:t xml:space="preserve"> se modificó.</w:t>
+        <w:t xml:space="preserve">Observar en qué paso falla y explicar por qué falla, si la prueba no se modificó.</w:t>
       </w:r>
     </w:p>
     <w:p>
@@ -2943,21 +2489,7 @@
         <w:rPr>
           <w:color w:val="auto"/>
         </w:rPr>
-        <w:t xml:space="preserve">El paso que falla tarda unos segundos en marcarse en rojo: </w:t>
-      </w:r>
-      <w:proofErr w:type="spellStart"/>
-      <w:r>
-        <w:rPr>
-          <w:color w:val="auto"/>
-        </w:rPr>
-        <w:t>Selenium</w:t>
-      </w:r>
-      <w:proofErr w:type="spellEnd"/>
-      <w:r>
-        <w:rPr>
-          <w:color w:val="auto"/>
-        </w:rPr>
-        <w:t xml:space="preserve"> espera a que el elemento aparezca antes de darlo por ausente.</w:t>
+        <w:t xml:space="preserve">El paso que falla tarda unos segundos en marcarse en rojo: Selenium espera a que el elemento aparezca antes de darlo por ausente.</w:t>
       </w:r>
     </w:p>
     <w:p>
@@ -2986,33 +2518,7 @@
         <w:rPr>
           <w:color w:val="auto"/>
         </w:rPr>
-        <w:t>Un</w:t>
-      </w:r>
-      <w:r>
-        <w:rPr>
-          <w:color w:val="auto"/>
-        </w:rPr>
-        <w:t xml:space="preserve">a prueba grabada suele funcionar mientras se graba, pero falla o se queda detenida al reproducirla. Al grabar, la persona espera a que la página cargue y mueve el mouse; al reproducir, </w:t>
-      </w:r>
-      <w:proofErr w:type="spellStart"/>
-      <w:r>
-        <w:rPr>
-          <w:color w:val="auto"/>
-        </w:rPr>
-        <w:t>Selenium</w:t>
-      </w:r>
-      <w:proofErr w:type="spellEnd"/>
-      <w:r>
-        <w:rPr>
-          <w:color w:val="auto"/>
-        </w:rPr>
-        <w:t xml:space="preserve"> ejecuta los pasos mucho más rápido y busca elementos que ya ca</w:t>
-      </w:r>
-      <w:r>
-        <w:rPr>
-          <w:color w:val="auto"/>
-        </w:rPr>
-        <w:t>mbiaron o desaparecieron.</w:t>
+        <w:t xml:space="preserve">Una prueba grabada suele funcionar mientras se graba, pero falla o se queda detenida al reproducirla. Al grabar, la persona espera a que la página cargue y mueve el mouse; al reproducir, Selenium ejecuta los pasos mucho más rápido y busca elementos que ya cambiaron o desaparecieron.</w:t>
       </w:r>
     </w:p>
     <w:p>
@@ -3055,7 +2561,6 @@
         </w:rPr>
         <w:t xml:space="preserve"> los comandos </w:t>
       </w:r>
-      <w:proofErr w:type="spellStart"/>
       <w:r>
         <w:rPr>
           <w:rFonts w:ascii="Consolas" w:eastAsia="Consolas" w:hAnsi="Consolas" w:cs="Consolas"/>
@@ -3065,14 +2570,12 @@
         </w:rPr>
         <w:t>mouseOver</w:t>
       </w:r>
-      <w:proofErr w:type="spellEnd"/>
       <w:r>
         <w:rPr>
           <w:color w:val="auto"/>
         </w:rPr>
         <w:t xml:space="preserve"> y </w:t>
       </w:r>
-      <w:proofErr w:type="spellStart"/>
       <w:r>
         <w:rPr>
           <w:rFonts w:ascii="Consolas" w:eastAsia="Consolas" w:hAnsi="Consolas" w:cs="Consolas"/>
@@ -3080,49 +2583,13 @@
           <w:sz w:val="20"/>
           <w:szCs w:val="20"/>
         </w:rPr>
-        <w:t>runScript</w:t>
-      </w:r>
-      <w:proofErr w:type="spellEnd"/>
-      <w:r>
-        <w:rPr>
-          <w:rFonts w:ascii="Consolas" w:eastAsia="Consolas" w:hAnsi="Consolas" w:cs="Consolas"/>
-          <w:color w:val="auto"/>
-          <w:sz w:val="20"/>
-          <w:szCs w:val="20"/>
-        </w:rPr>
-        <w:t xml:space="preserve"> </w:t>
-      </w:r>
-      <w:proofErr w:type="spellStart"/>
-      <w:r>
-        <w:rPr>
-          <w:rFonts w:ascii="Consolas" w:eastAsia="Consolas" w:hAnsi="Consolas" w:cs="Consolas"/>
-          <w:color w:val="auto"/>
-          <w:sz w:val="20"/>
-          <w:szCs w:val="20"/>
-        </w:rPr>
-        <w:t>window.scrollTo</w:t>
-      </w:r>
-      <w:proofErr w:type="spellEnd"/>
-      <w:r>
-        <w:rPr>
-          <w:rFonts w:ascii="Consolas" w:eastAsia="Consolas" w:hAnsi="Consolas" w:cs="Consolas"/>
-          <w:color w:val="auto"/>
-          <w:sz w:val="20"/>
-          <w:szCs w:val="20"/>
-        </w:rPr>
-        <w:t>(…)</w:t>
-      </w:r>
-      <w:r>
-        <w:rPr>
-          <w:color w:val="auto"/>
-        </w:rPr>
-        <w:t>: registran movimientos del mouse y desplazamientos que no forman parte del caso</w:t>
-      </w:r>
-      <w:r>
-        <w:rPr>
-          <w:color w:val="auto"/>
-        </w:rPr>
-        <w:t xml:space="preserve"> de prueba.</w:t>
+        <w:t xml:space="preserve">runScript window.scrollTo(…)</w:t>
+      </w:r>
+      <w:r>
+        <w:rPr>
+          <w:color w:val="auto"/>
+        </w:rPr>
+        <w:t xml:space="preserve">: registran movimientos del mouse y desplazamientos que no forman parte del caso de prueba.</w:t>
       </w:r>
     </w:p>
     <w:p>
@@ -3158,9 +2625,14 @@
           <w:sz w:val="20"/>
           <w:szCs w:val="20"/>
         </w:rPr>
-        <w:t>data-</w:t>
-      </w:r>
-      <w:proofErr w:type="spellStart"/>
+        <w:t>data-testid</w:t>
+      </w:r>
+      <w:r>
+        <w:rPr>
+          <w:color w:val="auto"/>
+        </w:rPr>
+        <w:t xml:space="preserve"> (columna Target). En la lista desplegable del Target, Selenium IDE ya ofrece la opción </w:t>
+      </w:r>
       <w:r>
         <w:rPr>
           <w:rFonts w:ascii="Consolas" w:eastAsia="Consolas" w:hAnsi="Consolas" w:cs="Consolas"/>
@@ -3168,68 +2640,7 @@
           <w:sz w:val="20"/>
           <w:szCs w:val="20"/>
         </w:rPr>
-        <w:t>testid</w:t>
-      </w:r>
-      <w:proofErr w:type="spellEnd"/>
-      <w:r>
-        <w:rPr>
-          <w:color w:val="auto"/>
-        </w:rPr>
-        <w:t xml:space="preserve"> (columna Target). En la lista desplegable del Target, </w:t>
-      </w:r>
-      <w:proofErr w:type="spellStart"/>
-      <w:r>
-        <w:rPr>
-          <w:color w:val="auto"/>
-        </w:rPr>
-        <w:t>Selenium</w:t>
-      </w:r>
-      <w:proofErr w:type="spellEnd"/>
-      <w:r>
-        <w:rPr>
-          <w:color w:val="auto"/>
-        </w:rPr>
-        <w:t xml:space="preserve"> IDE ya ofrece la opción </w:t>
-      </w:r>
-      <w:proofErr w:type="spellStart"/>
-      <w:r>
-        <w:rPr>
-          <w:rFonts w:ascii="Consolas" w:eastAsia="Consolas" w:hAnsi="Consolas" w:cs="Consolas"/>
-          <w:color w:val="auto"/>
-          <w:sz w:val="20"/>
-          <w:szCs w:val="20"/>
-        </w:rPr>
-        <w:t>css</w:t>
-      </w:r>
-      <w:proofErr w:type="spellEnd"/>
-      <w:r>
-        <w:rPr>
-          <w:rFonts w:ascii="Consolas" w:eastAsia="Consolas" w:hAnsi="Consolas" w:cs="Consolas"/>
-          <w:color w:val="auto"/>
-          <w:sz w:val="20"/>
-          <w:szCs w:val="20"/>
-        </w:rPr>
-        <w:t>=[data-</w:t>
-      </w:r>
-      <w:proofErr w:type="spellStart"/>
-      <w:r>
-        <w:rPr>
-          <w:rFonts w:ascii="Consolas" w:eastAsia="Consolas" w:hAnsi="Consolas" w:cs="Consolas"/>
-          <w:color w:val="auto"/>
-          <w:sz w:val="20"/>
-          <w:szCs w:val="20"/>
-        </w:rPr>
-        <w:t>testid</w:t>
-      </w:r>
-      <w:proofErr w:type="spellEnd"/>
-      <w:r>
-        <w:rPr>
-          <w:rFonts w:ascii="Consolas" w:eastAsia="Consolas" w:hAnsi="Consolas" w:cs="Consolas"/>
-          <w:color w:val="auto"/>
-          <w:sz w:val="20"/>
-          <w:szCs w:val="20"/>
-        </w:rPr>
-        <w:t>="…"]</w:t>
+        <w:t>css=[data-testid="…"]</w:t>
       </w:r>
       <w:r>
         <w:rPr>
@@ -3265,7 +2676,6 @@
         </w:rPr>
         <w:t xml:space="preserve"> (</w:t>
       </w:r>
-      <w:proofErr w:type="spellStart"/>
       <w:r>
         <w:rPr>
           <w:rFonts w:ascii="Consolas" w:eastAsia="Consolas" w:hAnsi="Consolas" w:cs="Consolas"/>
@@ -3275,18 +2685,32 @@
         </w:rPr>
         <w:t>waitForElementVisible</w:t>
       </w:r>
-      <w:proofErr w:type="spellEnd"/>
-      <w:r>
-        <w:rPr>
-          <w:color w:val="auto"/>
-        </w:rPr>
-        <w:t>) después de iniciar sesión, cambiar de página o pulsar</w:t>
-      </w:r>
-      <w:r>
-        <w:rPr>
-          <w:color w:val="auto"/>
-        </w:rPr>
-        <w:t xml:space="preserve"> un botón que carga datos.</w:t>
+      <w:r>
+        <w:rPr>
+          <w:color w:val="auto"/>
+        </w:rPr>
+        <w:t xml:space="preserve">) después de iniciar sesión, cambiar de página o pulsar un botón que carga datos.</w:t>
+      </w:r>
+      <w:r>
+        <w:rPr>
+          <w:color w:val="auto"/>
+        </w:rPr>
+        <w:t xml:space="preserve"> Después de iniciar sesión, además, esperar y pulsar el botón del aviso (</w:t>
+      </w:r>
+      <w:r>
+        <w:rPr>
+          <w:rFonts w:ascii="Consolas" w:eastAsia="Consolas" w:hAnsi="Consolas" w:cs="Consolas"/>
+          <w:color w:val="auto"/>
+          <w:sz w:val="20"/>
+          <w:szCs w:val="20"/>
+        </w:rPr>
+        <w:t xml:space="preserve">css=[data-testid="learning-notice-accept"]</w:t>
+      </w:r>
+      <w:r>
+        <w:rPr>
+          <w:color w:val="auto"/>
+        </w:rPr>
+        <w:t xml:space="preserve">).</w:t>
       </w:r>
     </w:p>
     <w:p>
@@ -3315,7 +2739,6 @@
         </w:rPr>
         <w:t xml:space="preserve"> (</w:t>
       </w:r>
-      <w:proofErr w:type="spellStart"/>
       <w:r>
         <w:rPr>
           <w:rFonts w:ascii="Consolas" w:eastAsia="Consolas" w:hAnsi="Consolas" w:cs="Consolas"/>
@@ -3325,14 +2748,12 @@
         </w:rPr>
         <w:t>assertText</w:t>
       </w:r>
-      <w:proofErr w:type="spellEnd"/>
       <w:r>
         <w:rPr>
           <w:color w:val="auto"/>
         </w:rPr>
         <w:t xml:space="preserve">, </w:t>
       </w:r>
-      <w:proofErr w:type="spellStart"/>
       <w:r>
         <w:rPr>
           <w:rFonts w:ascii="Consolas" w:eastAsia="Consolas" w:hAnsi="Consolas" w:cs="Consolas"/>
@@ -3342,7 +2763,6 @@
         </w:rPr>
         <w:t>assertElementPresent</w:t>
       </w:r>
-      <w:proofErr w:type="spellEnd"/>
       <w:r>
         <w:rPr>
           <w:color w:val="auto"/>
@@ -3486,7 +2906,6 @@
                 <w:color w:val="auto"/>
               </w:rPr>
             </w:pPr>
-            <w:proofErr w:type="spellStart"/>
             <w:r>
               <w:rPr>
                 <w:rFonts w:ascii="Consolas" w:eastAsia="Consolas" w:hAnsi="Consolas" w:cs="Consolas"/>
@@ -3494,9 +2913,32 @@
                 <w:sz w:val="20"/>
                 <w:szCs w:val="20"/>
               </w:rPr>
-              <w:t>css</w:t>
-            </w:r>
-            <w:proofErr w:type="spellEnd"/>
+              <w:t>css=[data-state="idle"]</w:t>
+            </w:r>
+          </w:p>
+        </w:tc>
+        <w:tc>
+          <w:tcPr>
+            <w:tcW w:w="2000" w:type="pct"/>
+            <w:tcMar>
+              <w:top w:w="60" w:type="dxa"/>
+              <w:left w:w="100" w:type="dxa"/>
+              <w:bottom w:w="60" w:type="dxa"/>
+              <w:right w:w="100" w:type="dxa"/>
+            </w:tcMar>
+          </w:tcPr>
+          <w:p>
+            <w:pPr>
+              <w:rPr>
+                <w:color w:val="auto"/>
+              </w:rPr>
+            </w:pPr>
+            <w:r>
+              <w:rPr>
+                <w:color w:val="auto"/>
+              </w:rPr>
+              <w:t xml:space="preserve">Es un estado del botón, no su nombre: cambia a </w:t>
+            </w:r>
             <w:r>
               <w:rPr>
                 <w:rFonts w:ascii="Consolas" w:eastAsia="Consolas" w:hAnsi="Consolas" w:cs="Consolas"/>
@@ -3504,9 +2946,32 @@
                 <w:sz w:val="20"/>
                 <w:szCs w:val="20"/>
               </w:rPr>
-              <w:t>=[data-</w:t>
-            </w:r>
-            <w:proofErr w:type="spellStart"/>
+              <w:t>loading</w:t>
+            </w:r>
+            <w:r>
+              <w:rPr>
+                <w:color w:val="auto"/>
+              </w:rPr>
+              <w:t xml:space="preserve"> al pulsarlo y lo comparten varios botones</w:t>
+            </w:r>
+          </w:p>
+        </w:tc>
+        <w:tc>
+          <w:tcPr>
+            <w:tcW w:w="1400" w:type="pct"/>
+            <w:tcMar>
+              <w:top w:w="60" w:type="dxa"/>
+              <w:left w:w="100" w:type="dxa"/>
+              <w:bottom w:w="60" w:type="dxa"/>
+              <w:right w:w="100" w:type="dxa"/>
+            </w:tcMar>
+          </w:tcPr>
+          <w:p>
+            <w:pPr>
+              <w:rPr>
+                <w:color w:val="auto"/>
+              </w:rPr>
+            </w:pPr>
             <w:r>
               <w:rPr>
                 <w:rFonts w:ascii="Consolas" w:eastAsia="Consolas" w:hAnsi="Consolas" w:cs="Consolas"/>
@@ -3514,9 +2979,29 @@
                 <w:sz w:val="20"/>
                 <w:szCs w:val="20"/>
               </w:rPr>
-              <w:t>state</w:t>
-            </w:r>
-            <w:proofErr w:type="spellEnd"/>
+              <w:t>css=[data-testid="btn-login"]</w:t>
+            </w:r>
+          </w:p>
+        </w:tc>
+      </w:tr>
+      <w:tr>
+        <w:tc>
+          <w:tcPr>
+            <w:tcW w:w="1600" w:type="pct"/>
+            <w:shd w:val="clear" w:color="auto" w:fill="EFF6FF"/>
+            <w:tcMar>
+              <w:top w:w="60" w:type="dxa"/>
+              <w:left w:w="100" w:type="dxa"/>
+              <w:bottom w:w="60" w:type="dxa"/>
+              <w:right w:w="100" w:type="dxa"/>
+            </w:tcMar>
+          </w:tcPr>
+          <w:p>
+            <w:pPr>
+              <w:rPr>
+                <w:color w:val="auto"/>
+              </w:rPr>
+            </w:pPr>
             <w:r>
               <w:rPr>
                 <w:rFonts w:ascii="Consolas" w:eastAsia="Consolas" w:hAnsi="Consolas" w:cs="Consolas"/>
@@ -3524,13 +3009,14 @@
                 <w:sz w:val="20"/>
                 <w:szCs w:val="20"/>
               </w:rPr>
-              <w:t>="idle"]</w:t>
+              <w:t xml:space="preserve">mouseOver css=[data-state="loading"]</w:t>
             </w:r>
           </w:p>
         </w:tc>
         <w:tc>
           <w:tcPr>
             <w:tcW w:w="2000" w:type="pct"/>
+            <w:shd w:val="clear" w:color="auto" w:fill="EFF6FF"/>
             <w:tcMar>
               <w:top w:w="60" w:type="dxa"/>
               <w:left w:w="100" w:type="dxa"/>
@@ -3548,9 +3034,33 @@
               <w:rPr>
                 <w:color w:val="auto"/>
               </w:rPr>
-              <w:t xml:space="preserve">Es un estado del botón, no su nombre: cambia a </w:t>
-            </w:r>
-            <w:proofErr w:type="spellStart"/>
+              <w:t>El estado de carga dura milisegundos; al reproducir ya no existe y la prueba se queda esperando</w:t>
+            </w:r>
+          </w:p>
+        </w:tc>
+        <w:tc>
+          <w:tcPr>
+            <w:tcW w:w="1400" w:type="pct"/>
+            <w:shd w:val="clear" w:color="auto" w:fill="EFF6FF"/>
+            <w:tcMar>
+              <w:top w:w="60" w:type="dxa"/>
+              <w:left w:w="100" w:type="dxa"/>
+              <w:bottom w:w="60" w:type="dxa"/>
+              <w:right w:w="100" w:type="dxa"/>
+            </w:tcMar>
+          </w:tcPr>
+          <w:p>
+            <w:pPr>
+              <w:rPr>
+                <w:color w:val="auto"/>
+              </w:rPr>
+            </w:pPr>
+            <w:r>
+              <w:rPr>
+                <w:color w:val="auto"/>
+              </w:rPr>
+              <w:t xml:space="preserve">Borrar el paso y esperar el resultado con </w:t>
+            </w:r>
             <w:r>
               <w:rPr>
                 <w:rFonts w:ascii="Consolas" w:eastAsia="Consolas" w:hAnsi="Consolas" w:cs="Consolas"/>
@@ -3558,255 +3068,8 @@
                 <w:sz w:val="20"/>
                 <w:szCs w:val="20"/>
               </w:rPr>
-              <w:t>loading</w:t>
-            </w:r>
-            <w:proofErr w:type="spellEnd"/>
-            <w:r>
-              <w:rPr>
-                <w:color w:val="auto"/>
-              </w:rPr>
-              <w:t xml:space="preserve"> al pulsarlo y lo comparten varios botones</w:t>
-            </w:r>
-          </w:p>
-        </w:tc>
-        <w:tc>
-          <w:tcPr>
-            <w:tcW w:w="1400" w:type="pct"/>
-            <w:tcMar>
-              <w:top w:w="60" w:type="dxa"/>
-              <w:left w:w="100" w:type="dxa"/>
-              <w:bottom w:w="60" w:type="dxa"/>
-              <w:right w:w="100" w:type="dxa"/>
-            </w:tcMar>
-          </w:tcPr>
-          <w:p>
-            <w:pPr>
-              <w:rPr>
-                <w:color w:val="auto"/>
-              </w:rPr>
-            </w:pPr>
-            <w:proofErr w:type="spellStart"/>
-            <w:r>
-              <w:rPr>
-                <w:rFonts w:ascii="Consolas" w:eastAsia="Consolas" w:hAnsi="Consolas" w:cs="Consolas"/>
-                <w:color w:val="auto"/>
-                <w:sz w:val="20"/>
-                <w:szCs w:val="20"/>
-              </w:rPr>
-              <w:t>css</w:t>
-            </w:r>
-            <w:proofErr w:type="spellEnd"/>
-            <w:r>
-              <w:rPr>
-                <w:rFonts w:ascii="Consolas" w:eastAsia="Consolas" w:hAnsi="Consolas" w:cs="Consolas"/>
-                <w:color w:val="auto"/>
-                <w:sz w:val="20"/>
-                <w:szCs w:val="20"/>
-              </w:rPr>
-              <w:t>=[data-</w:t>
-            </w:r>
-            <w:proofErr w:type="spellStart"/>
-            <w:r>
-              <w:rPr>
-                <w:rFonts w:ascii="Consolas" w:eastAsia="Consolas" w:hAnsi="Consolas" w:cs="Consolas"/>
-                <w:color w:val="auto"/>
-                <w:sz w:val="20"/>
-                <w:szCs w:val="20"/>
-              </w:rPr>
-              <w:t>testid</w:t>
-            </w:r>
-            <w:proofErr w:type="spellEnd"/>
-            <w:r>
-              <w:rPr>
-                <w:rFonts w:ascii="Consolas" w:eastAsia="Consolas" w:hAnsi="Consolas" w:cs="Consolas"/>
-                <w:color w:val="auto"/>
-                <w:sz w:val="20"/>
-                <w:szCs w:val="20"/>
-              </w:rPr>
-              <w:t>="</w:t>
-            </w:r>
-            <w:proofErr w:type="spellStart"/>
-            <w:r>
-              <w:rPr>
-                <w:rFonts w:ascii="Consolas" w:eastAsia="Consolas" w:hAnsi="Consolas" w:cs="Consolas"/>
-                <w:color w:val="auto"/>
-                <w:sz w:val="20"/>
-                <w:szCs w:val="20"/>
-              </w:rPr>
-              <w:t>btn-login</w:t>
-            </w:r>
-            <w:proofErr w:type="spellEnd"/>
-            <w:r>
-              <w:rPr>
-                <w:rFonts w:ascii="Consolas" w:eastAsia="Consolas" w:hAnsi="Consolas" w:cs="Consolas"/>
-                <w:color w:val="auto"/>
-                <w:sz w:val="20"/>
-                <w:szCs w:val="20"/>
-              </w:rPr>
-              <w:t>"]</w:t>
-            </w:r>
-          </w:p>
-        </w:tc>
-      </w:tr>
-      <w:tr>
-        <w:tc>
-          <w:tcPr>
-            <w:tcW w:w="1600" w:type="pct"/>
-            <w:shd w:val="clear" w:color="auto" w:fill="EFF6FF"/>
-            <w:tcMar>
-              <w:top w:w="60" w:type="dxa"/>
-              <w:left w:w="100" w:type="dxa"/>
-              <w:bottom w:w="60" w:type="dxa"/>
-              <w:right w:w="100" w:type="dxa"/>
-            </w:tcMar>
-          </w:tcPr>
-          <w:p>
-            <w:pPr>
-              <w:rPr>
-                <w:color w:val="auto"/>
-              </w:rPr>
-            </w:pPr>
-            <w:proofErr w:type="spellStart"/>
-            <w:r>
-              <w:rPr>
-                <w:rFonts w:ascii="Consolas" w:eastAsia="Consolas" w:hAnsi="Consolas" w:cs="Consolas"/>
-                <w:color w:val="auto"/>
-                <w:sz w:val="20"/>
-                <w:szCs w:val="20"/>
-              </w:rPr>
-              <w:t>mouseOver</w:t>
-            </w:r>
-            <w:proofErr w:type="spellEnd"/>
-            <w:r>
-              <w:rPr>
-                <w:rFonts w:ascii="Consolas" w:eastAsia="Consolas" w:hAnsi="Consolas" w:cs="Consolas"/>
-                <w:color w:val="auto"/>
-                <w:sz w:val="20"/>
-                <w:szCs w:val="20"/>
-              </w:rPr>
-              <w:t xml:space="preserve"> </w:t>
-            </w:r>
-            <w:proofErr w:type="spellStart"/>
-            <w:r>
-              <w:rPr>
-                <w:rFonts w:ascii="Consolas" w:eastAsia="Consolas" w:hAnsi="Consolas" w:cs="Consolas"/>
-                <w:color w:val="auto"/>
-                <w:sz w:val="20"/>
-                <w:szCs w:val="20"/>
-              </w:rPr>
-              <w:t>css</w:t>
-            </w:r>
-            <w:proofErr w:type="spellEnd"/>
-            <w:r>
-              <w:rPr>
-                <w:rFonts w:ascii="Consolas" w:eastAsia="Consolas" w:hAnsi="Consolas" w:cs="Consolas"/>
-                <w:color w:val="auto"/>
-                <w:sz w:val="20"/>
-                <w:szCs w:val="20"/>
-              </w:rPr>
-              <w:t>=[data-</w:t>
-            </w:r>
-            <w:proofErr w:type="spellStart"/>
-            <w:r>
-              <w:rPr>
-                <w:rFonts w:ascii="Consolas" w:eastAsia="Consolas" w:hAnsi="Consolas" w:cs="Consolas"/>
-                <w:color w:val="auto"/>
-                <w:sz w:val="20"/>
-                <w:szCs w:val="20"/>
-              </w:rPr>
-              <w:t>state</w:t>
-            </w:r>
-            <w:proofErr w:type="spellEnd"/>
-            <w:r>
-              <w:rPr>
-                <w:rFonts w:ascii="Consolas" w:eastAsia="Consolas" w:hAnsi="Consolas" w:cs="Consolas"/>
-                <w:color w:val="auto"/>
-                <w:sz w:val="20"/>
-                <w:szCs w:val="20"/>
-              </w:rPr>
-              <w:t>="</w:t>
-            </w:r>
-            <w:proofErr w:type="spellStart"/>
-            <w:r>
-              <w:rPr>
-                <w:rFonts w:ascii="Consolas" w:eastAsia="Consolas" w:hAnsi="Consolas" w:cs="Consolas"/>
-                <w:color w:val="auto"/>
-                <w:sz w:val="20"/>
-                <w:szCs w:val="20"/>
-              </w:rPr>
-              <w:t>loading</w:t>
-            </w:r>
-            <w:proofErr w:type="spellEnd"/>
-            <w:r>
-              <w:rPr>
-                <w:rFonts w:ascii="Consolas" w:eastAsia="Consolas" w:hAnsi="Consolas" w:cs="Consolas"/>
-                <w:color w:val="auto"/>
-                <w:sz w:val="20"/>
-                <w:szCs w:val="20"/>
-              </w:rPr>
-              <w:t>"]</w:t>
-            </w:r>
-          </w:p>
-        </w:tc>
-        <w:tc>
-          <w:tcPr>
-            <w:tcW w:w="2000" w:type="pct"/>
-            <w:shd w:val="clear" w:color="auto" w:fill="EFF6FF"/>
-            <w:tcMar>
-              <w:top w:w="60" w:type="dxa"/>
-              <w:left w:w="100" w:type="dxa"/>
-              <w:bottom w:w="60" w:type="dxa"/>
-              <w:right w:w="100" w:type="dxa"/>
-            </w:tcMar>
-          </w:tcPr>
-          <w:p>
-            <w:pPr>
-              <w:rPr>
-                <w:color w:val="auto"/>
-              </w:rPr>
-            </w:pPr>
-            <w:r>
-              <w:rPr>
-                <w:color w:val="auto"/>
-              </w:rPr>
-              <w:t>El estado de carga dura milisegundos; al reproducir ya no existe y la prueba se queda esperando</w:t>
-            </w:r>
-          </w:p>
-        </w:tc>
-        <w:tc>
-          <w:tcPr>
-            <w:tcW w:w="1400" w:type="pct"/>
-            <w:shd w:val="clear" w:color="auto" w:fill="EFF6FF"/>
-            <w:tcMar>
-              <w:top w:w="60" w:type="dxa"/>
-              <w:left w:w="100" w:type="dxa"/>
-              <w:bottom w:w="60" w:type="dxa"/>
-              <w:right w:w="100" w:type="dxa"/>
-            </w:tcMar>
-          </w:tcPr>
-          <w:p>
-            <w:pPr>
-              <w:rPr>
-                <w:color w:val="auto"/>
-              </w:rPr>
-            </w:pPr>
-            <w:r>
-              <w:rPr>
-                <w:color w:val="auto"/>
-              </w:rPr>
-              <w:t xml:space="preserve">Borrar el paso y esperar el resultado con </w:t>
-            </w:r>
-            <w:proofErr w:type="spellStart"/>
-            <w:r>
-              <w:rPr>
-                <w:rFonts w:ascii="Consolas" w:eastAsia="Consolas" w:hAnsi="Consolas" w:cs="Consolas"/>
-                <w:color w:val="auto"/>
-                <w:sz w:val="20"/>
-                <w:szCs w:val="20"/>
-              </w:rPr>
               <w:t>waitForElementVisible</w:t>
             </w:r>
-            <w:proofErr w:type="spellEnd"/>
           </w:p>
         </w:tc>
       </w:tr>
@@ -3919,13 +3182,7 @@
         <w:rPr>
           <w:color w:val="auto"/>
         </w:rPr>
-        <w:t xml:space="preserve">Url: </w:t>
-      </w:r>
-      <w:r>
-        <w:rPr>
-          <w:color w:val="auto"/>
-        </w:rPr>
-        <w:t>D:\UNAD\Proyecto\SeleniumRuta\control\Plantilla_entrega_Tarea3_guia_rubrica.docx</w:t>
+        <w:t xml:space="preserve">Url: D:\UNAD\Proyecto\SeleniumRuta\control\Plantilla_entrega_Tarea3_guia_rubrica.docx</w:t>
       </w:r>
     </w:p>
     <w:sectPr>
